--- a/17 18 20/04_SQL/raw/6) Aggregate and Group By.docx
+++ b/17 18 20/04_SQL/raw/6) Aggregate and Group By.docx
@@ -40,6 +40,67 @@
     </w:p>
     <w:p>
       <w:pPr>
+        <w:spacing w:after="0" w:line="240" w:lineRule="auto"/>
+        <w:ind w:firstLine="720"/>
+        <w:rPr>
+          <w:rFonts w:ascii="Courier New" w:eastAsia="Times New Roman" w:hAnsi="Courier New" w:cs="Courier New"/>
+          <w:sz w:val="24"/>
+          <w:szCs w:val="24"/>
+          <w:lang w:eastAsia="en-IN"/>
+        </w:rPr>
+      </w:pPr>
+      <w:r>
+        <w:rPr>
+          <w:rFonts w:ascii="Courier New" w:eastAsia="Times New Roman" w:hAnsi="Courier New" w:cs="Courier New"/>
+          <w:sz w:val="24"/>
+          <w:szCs w:val="24"/>
+          <w:lang w:eastAsia="en-IN"/>
+        </w:rPr>
+        <w:t xml:space="preserve">An </w:t>
+      </w:r>
+      <w:r>
+        <w:rPr>
+          <w:rFonts w:ascii="Courier New" w:eastAsia="Times New Roman" w:hAnsi="Courier New" w:cs="Courier New"/>
+          <w:b/>
+          <w:bCs/>
+          <w:sz w:val="24"/>
+          <w:szCs w:val="24"/>
+          <w:lang w:eastAsia="en-IN"/>
+        </w:rPr>
+        <w:t>aggregate function</w:t>
+      </w:r>
+      <w:r>
+        <w:rPr>
+          <w:rFonts w:ascii="Courier New" w:eastAsia="Times New Roman" w:hAnsi="Courier New" w:cs="Courier New"/>
+          <w:sz w:val="24"/>
+          <w:szCs w:val="24"/>
+          <w:lang w:eastAsia="en-IN"/>
+        </w:rPr>
+        <w:t xml:space="preserve"> in SQL performs a calculation on a set of values and returns a </w:t>
+      </w:r>
+      <w:r>
+        <w:rPr>
+          <w:rFonts w:ascii="Courier New" w:eastAsia="Times New Roman" w:hAnsi="Courier New" w:cs="Courier New"/>
+          <w:b/>
+          <w:bCs/>
+          <w:sz w:val="24"/>
+          <w:szCs w:val="24"/>
+          <w:lang w:eastAsia="en-IN"/>
+        </w:rPr>
+        <w:t>single, summarized value</w:t>
+      </w:r>
+      <w:r>
+        <w:rPr>
+          <w:rFonts w:ascii="Courier New" w:eastAsia="Times New Roman" w:hAnsi="Courier New" w:cs="Courier New"/>
+          <w:sz w:val="24"/>
+          <w:szCs w:val="24"/>
+          <w:lang w:eastAsia="en-IN"/>
+        </w:rPr>
+        <w:t>.</w:t>
+      </w:r>
+    </w:p>
+    <w:p>
+      <w:pPr>
         <w:spacing w:after="0"/>
         <w:rPr>
           <w:rFonts w:ascii="Courier New" w:hAnsi="Courier New" w:cs="Courier New"/>
@@ -641,18 +702,6 @@
       <w:pPr>
         <w:spacing w:after="0"/>
         <w:rPr>
-          <w:rStyle w:val="HTMLCode"/>
-          <w:rFonts w:eastAsiaTheme="minorHAnsi"/>
-          <w:b/>
-          <w:sz w:val="24"/>
-          <w:szCs w:val="24"/>
-        </w:rPr>
-      </w:pPr>
-    </w:p>
-    <w:p>
-      <w:pPr>
-        <w:spacing w:after="0"/>
-        <w:rPr>
           <w:rFonts w:ascii="Courier New" w:hAnsi="Courier New" w:cs="Courier New"/>
           <w:b/>
           <w:sz w:val="24"/>
@@ -682,8 +731,6 @@
           <w:color w:val="000000"/>
         </w:rPr>
       </w:pPr>
-      <w:bookmarkStart w:id="0" w:name="_GoBack"/>
-      <w:bookmarkEnd w:id="0"/>
       <w:r>
         <w:rPr>
           <w:rFonts w:ascii="Courier New" w:hAnsi="Courier New" w:cs="Courier New"/>
@@ -908,6 +955,17 @@
           <w:color w:val="000000"/>
         </w:rPr>
       </w:pPr>
+    </w:p>
+    <w:p>
+      <w:pPr>
+        <w:pStyle w:val="NormalWeb"/>
+        <w:shd w:val="clear" w:color="auto" w:fill="FFFFFF"/>
+        <w:spacing w:before="0" w:beforeAutospacing="0" w:after="0" w:afterAutospacing="0"/>
+        <w:rPr>
+          <w:rFonts w:ascii="Courier New" w:hAnsi="Courier New" w:cs="Courier New"/>
+          <w:color w:val="000000"/>
+        </w:rPr>
+      </w:pPr>
       <w:r>
         <w:rPr>
           <w:rFonts w:ascii="Courier New" w:hAnsi="Courier New" w:cs="Courier New"/>
@@ -945,6 +1003,14 @@
           <w:shd w:val="clear" w:color="auto" w:fill="FFFFFF"/>
         </w:rPr>
       </w:pPr>
+      <w:r>
+        <w:rPr>
+          <w:rFonts w:ascii="Courier New" w:hAnsi="Courier New" w:cs="Courier New"/>
+          <w:color w:val="000000"/>
+          <w:shd w:val="clear" w:color="auto" w:fill="FFFFFF"/>
+        </w:rPr>
+        <w:t>Count fo emp against country</w:t>
+      </w:r>
     </w:p>
     <w:p>
       <w:pPr>
@@ -956,10 +1022,47 @@
         <w:spacing w:before="0" w:beforeAutospacing="0" w:after="0" w:afterAutospacing="0"/>
         <w:rPr>
           <w:rFonts w:ascii="Courier New" w:hAnsi="Courier New" w:cs="Courier New"/>
-          <w:color w:val="000000"/>
-          <w:shd w:val="clear" w:color="auto" w:fill="FFFFFF"/>
-        </w:rPr>
-      </w:pPr>
+        </w:rPr>
+      </w:pPr>
+      <w:r>
+        <w:rPr>
+          <w:rStyle w:val="hljs-keyword"/>
+          <w:rFonts w:ascii="Courier New" w:hAnsi="Courier New" w:cs="Courier New"/>
+        </w:rPr>
+        <w:t>SELECT</w:t>
+      </w:r>
+      <w:r>
+        <w:rPr>
+          <w:rFonts w:ascii="Courier New" w:hAnsi="Courier New" w:cs="Courier New"/>
+        </w:rPr>
+        <w:t xml:space="preserve"> country, </w:t>
+      </w:r>
+      <w:r>
+        <w:rPr>
+          <w:rStyle w:val="hljs-builtin"/>
+          <w:rFonts w:ascii="Courier New" w:hAnsi="Courier New" w:cs="Courier New"/>
+        </w:rPr>
+        <w:t>COUNT</w:t>
+      </w:r>
+      <w:r>
+        <w:rPr>
+          <w:rFonts w:ascii="Courier New" w:hAnsi="Courier New" w:cs="Courier New"/>
+        </w:rPr>
+        <w:t xml:space="preserve">(customer_id) </w:t>
+      </w:r>
+      <w:r>
+        <w:rPr>
+          <w:rStyle w:val="hljs-keyword"/>
+          <w:rFonts w:ascii="Courier New" w:hAnsi="Courier New" w:cs="Courier New"/>
+        </w:rPr>
+        <w:t>AS</w:t>
+      </w:r>
+      <w:r>
+        <w:rPr>
+          <w:rFonts w:ascii="Courier New" w:hAnsi="Courier New" w:cs="Courier New"/>
+        </w:rPr>
+        <w:t xml:space="preserve"> total_customers </w:t>
+      </w:r>
     </w:p>
     <w:p>
       <w:pPr>
@@ -971,151 +1074,516 @@
         <w:spacing w:before="0" w:beforeAutospacing="0" w:after="0" w:afterAutospacing="0"/>
         <w:rPr>
           <w:rFonts w:ascii="Courier New" w:hAnsi="Courier New" w:cs="Courier New"/>
-          <w:b/>
-          <w:color w:val="000000"/>
-          <w:shd w:val="clear" w:color="auto" w:fill="FFFFFF"/>
-        </w:rPr>
-      </w:pPr>
-      <w:r>
-        <w:rPr>
-          <w:rFonts w:ascii="Courier New" w:hAnsi="Courier New" w:cs="Courier New"/>
-          <w:b/>
-          <w:color w:val="000000"/>
-          <w:shd w:val="clear" w:color="auto" w:fill="FFFFFF"/>
-        </w:rPr>
-        <w:t>Group by on Single Table</w:t>
+        </w:rPr>
+      </w:pPr>
+      <w:r>
+        <w:rPr>
+          <w:rStyle w:val="hljs-keyword"/>
+          <w:rFonts w:ascii="Courier New" w:hAnsi="Courier New" w:cs="Courier New"/>
+        </w:rPr>
+        <w:t>FROM</w:t>
+      </w:r>
+      <w:r>
+        <w:rPr>
+          <w:rFonts w:ascii="Courier New" w:hAnsi="Courier New" w:cs="Courier New"/>
+        </w:rPr>
+        <w:t xml:space="preserve"> </w:t>
+      </w:r>
+      <w:r>
+        <w:rPr>
+          <w:rFonts w:ascii="Courier New" w:hAnsi="Courier New" w:cs="Courier New"/>
+        </w:rPr>
+        <w:t>cust2</w:t>
+      </w:r>
+      <w:r>
+        <w:rPr>
+          <w:rFonts w:ascii="Courier New" w:hAnsi="Courier New" w:cs="Courier New"/>
+        </w:rPr>
+        <w:t xml:space="preserve"> </w:t>
       </w:r>
     </w:p>
     <w:p>
       <w:pPr>
         <w:pStyle w:val="NormalWeb"/>
+        <w:pBdr>
+          <w:bottom w:val="single" w:sz="6" w:space="1" w:color="auto"/>
+        </w:pBdr>
         <w:shd w:val="clear" w:color="auto" w:fill="FFFFFF"/>
         <w:spacing w:before="0" w:beforeAutospacing="0" w:after="0" w:afterAutospacing="0"/>
-        <w:ind w:left="720"/>
-        <w:rPr>
-          <w:rFonts w:ascii="Courier New" w:hAnsi="Courier New" w:cs="Courier New"/>
-          <w:color w:val="000000"/>
-        </w:rPr>
-      </w:pPr>
-      <w:r>
-        <w:rPr>
-          <w:rStyle w:val="sqlkeywordcolor"/>
-          <w:rFonts w:ascii="Courier New" w:hAnsi="Courier New" w:cs="Courier New"/>
-          <w:color w:val="0000CD"/>
-          <w:shd w:val="clear" w:color="auto" w:fill="FFFFFF"/>
+        <w:rPr>
+          <w:rFonts w:ascii="Courier New" w:hAnsi="Courier New" w:cs="Courier New"/>
+          <w:color w:val="000000"/>
+          <w:shd w:val="clear" w:color="auto" w:fill="FFFFFF"/>
+        </w:rPr>
+      </w:pPr>
+      <w:r>
+        <w:rPr>
+          <w:rStyle w:val="hljs-keyword"/>
+          <w:rFonts w:ascii="Courier New" w:hAnsi="Courier New" w:cs="Courier New"/>
+        </w:rPr>
+        <w:t>GROUP</w:t>
+      </w:r>
+      <w:r>
+        <w:rPr>
+          <w:rFonts w:ascii="Courier New" w:hAnsi="Courier New" w:cs="Courier New"/>
+        </w:rPr>
+        <w:t xml:space="preserve"> </w:t>
+      </w:r>
+      <w:r>
+        <w:rPr>
+          <w:rStyle w:val="hljs-keyword"/>
+          <w:rFonts w:ascii="Courier New" w:hAnsi="Courier New" w:cs="Courier New"/>
+        </w:rPr>
+        <w:t>BY</w:t>
+      </w:r>
+      <w:r>
+        <w:rPr>
+          <w:rFonts w:ascii="Courier New" w:hAnsi="Courier New" w:cs="Courier New"/>
+        </w:rPr>
+        <w:t xml:space="preserve"> </w:t>
+      </w:r>
+      <w:r>
+        <w:rPr>
+          <w:rFonts w:ascii="Courier New" w:hAnsi="Courier New" w:cs="Courier New"/>
+        </w:rPr>
+        <w:t xml:space="preserve">       </w:t>
+      </w:r>
+      <w:r>
+        <w:rPr>
+          <w:rFonts w:ascii="Courier New" w:hAnsi="Courier New" w:cs="Courier New"/>
+        </w:rPr>
+        <w:t>;</w:t>
+      </w:r>
+    </w:p>
+    <w:p>
+      <w:pPr>
+        <w:pStyle w:val="NormalWeb"/>
+        <w:pBdr>
+          <w:bottom w:val="single" w:sz="6" w:space="1" w:color="auto"/>
+        </w:pBdr>
+        <w:shd w:val="clear" w:color="auto" w:fill="FFFFFF"/>
+        <w:spacing w:before="0" w:beforeAutospacing="0" w:after="0" w:afterAutospacing="0"/>
+        <w:rPr>
+          <w:rStyle w:val="hljs-builtin"/>
+          <w:rFonts w:ascii="Courier New" w:hAnsi="Courier New" w:cs="Courier New"/>
+        </w:rPr>
+      </w:pPr>
+      <w:bookmarkStart w:id="0" w:name="_GoBack"/>
+      <w:bookmarkEnd w:id="0"/>
+    </w:p>
+    <w:p>
+      <w:pPr>
+        <w:pStyle w:val="NormalWeb"/>
+        <w:pBdr>
+          <w:bottom w:val="single" w:sz="6" w:space="1" w:color="auto"/>
+        </w:pBdr>
+        <w:shd w:val="clear" w:color="auto" w:fill="FFFFFF"/>
+        <w:spacing w:before="0" w:beforeAutospacing="0" w:after="0" w:afterAutospacing="0"/>
+        <w:rPr>
+          <w:rStyle w:val="hljs-builtin"/>
+          <w:rFonts w:ascii="Courier New" w:hAnsi="Courier New" w:cs="Courier New"/>
+        </w:rPr>
+      </w:pPr>
+    </w:p>
+    <w:p>
+      <w:pPr>
+        <w:pStyle w:val="NormalWeb"/>
+        <w:pBdr>
+          <w:bottom w:val="single" w:sz="6" w:space="1" w:color="auto"/>
+        </w:pBdr>
+        <w:shd w:val="clear" w:color="auto" w:fill="FFFFFF"/>
+        <w:spacing w:before="0" w:beforeAutospacing="0" w:after="0" w:afterAutospacing="0"/>
+        <w:rPr>
+          <w:rStyle w:val="hljs-builtin"/>
+          <w:rFonts w:ascii="Courier New" w:hAnsi="Courier New" w:cs="Courier New"/>
+        </w:rPr>
+      </w:pPr>
+    </w:p>
+    <w:p>
+      <w:pPr>
+        <w:pStyle w:val="NormalWeb"/>
+        <w:pBdr>
+          <w:bottom w:val="single" w:sz="6" w:space="1" w:color="auto"/>
+        </w:pBdr>
+        <w:shd w:val="clear" w:color="auto" w:fill="FFFFFF"/>
+        <w:spacing w:before="0" w:beforeAutospacing="0" w:after="0" w:afterAutospacing="0"/>
+        <w:rPr>
+          <w:rStyle w:val="hljs-builtin"/>
+          <w:rFonts w:ascii="Courier New" w:hAnsi="Courier New" w:cs="Courier New"/>
+        </w:rPr>
+      </w:pPr>
+      <w:r>
+        <w:rPr>
+          <w:rStyle w:val="hljs-builtin"/>
+          <w:rFonts w:ascii="Courier New" w:hAnsi="Courier New" w:cs="Courier New"/>
+        </w:rPr>
+        <w:t xml:space="preserve">SELECT country, MAX(SALARY) AS highest_salary </w:t>
+      </w:r>
+    </w:p>
+    <w:p>
+      <w:pPr>
+        <w:pStyle w:val="NormalWeb"/>
+        <w:pBdr>
+          <w:bottom w:val="single" w:sz="6" w:space="1" w:color="auto"/>
+        </w:pBdr>
+        <w:shd w:val="clear" w:color="auto" w:fill="FFFFFF"/>
+        <w:spacing w:before="0" w:beforeAutospacing="0" w:after="0" w:afterAutospacing="0"/>
+        <w:rPr>
+          <w:rStyle w:val="hljs-builtin"/>
+          <w:rFonts w:ascii="Courier New" w:hAnsi="Courier New" w:cs="Courier New"/>
+        </w:rPr>
+      </w:pPr>
+      <w:r>
+        <w:rPr>
+          <w:rStyle w:val="hljs-builtin"/>
+          <w:rFonts w:ascii="Courier New" w:hAnsi="Courier New" w:cs="Courier New"/>
+        </w:rPr>
+        <w:t xml:space="preserve">FROM customers </w:t>
+      </w:r>
+    </w:p>
+    <w:p>
+      <w:pPr>
+        <w:pStyle w:val="NormalWeb"/>
+        <w:pBdr>
+          <w:bottom w:val="single" w:sz="6" w:space="1" w:color="auto"/>
+        </w:pBdr>
+        <w:shd w:val="clear" w:color="auto" w:fill="FFFFFF"/>
+        <w:spacing w:before="0" w:beforeAutospacing="0" w:after="0" w:afterAutospacing="0"/>
+        <w:rPr>
+          <w:rStyle w:val="hljs-builtin"/>
+          <w:rFonts w:ascii="Courier New" w:hAnsi="Courier New" w:cs="Courier New"/>
+        </w:rPr>
+      </w:pPr>
+      <w:r>
+        <w:rPr>
+          <w:rStyle w:val="hljs-builtin"/>
+          <w:rFonts w:ascii="Courier New" w:hAnsi="Courier New" w:cs="Courier New"/>
+        </w:rPr>
+        <w:t>GROUP BY country;</w:t>
+      </w:r>
+    </w:p>
+    <w:p>
+      <w:pPr>
+        <w:pStyle w:val="NormalWeb"/>
+        <w:pBdr>
+          <w:bottom w:val="single" w:sz="6" w:space="1" w:color="auto"/>
+        </w:pBdr>
+        <w:shd w:val="clear" w:color="auto" w:fill="FFFFFF"/>
+        <w:spacing w:before="0" w:beforeAutospacing="0" w:after="0" w:afterAutospacing="0"/>
+        <w:rPr>
+          <w:rFonts w:ascii="Courier New" w:hAnsi="Courier New" w:cs="Courier New"/>
+          <w:color w:val="000000"/>
+          <w:shd w:val="clear" w:color="auto" w:fill="FFFFFF"/>
+        </w:rPr>
+      </w:pPr>
+    </w:p>
+    <w:p>
+      <w:pPr>
+        <w:pStyle w:val="NormalWeb"/>
+        <w:pBdr>
+          <w:bottom w:val="single" w:sz="6" w:space="1" w:color="auto"/>
+        </w:pBdr>
+        <w:shd w:val="clear" w:color="auto" w:fill="FFFFFF"/>
+        <w:spacing w:before="0" w:beforeAutospacing="0" w:after="0" w:afterAutospacing="0"/>
+        <w:rPr>
+          <w:rFonts w:ascii="Courier New" w:hAnsi="Courier New" w:cs="Courier New"/>
+          <w:color w:val="000000"/>
+          <w:shd w:val="clear" w:color="auto" w:fill="FFFFFF"/>
+        </w:rPr>
+      </w:pPr>
+    </w:p>
+    <w:p>
+      <w:pPr>
+        <w:pStyle w:val="NormalWeb"/>
+        <w:pBdr>
+          <w:bottom w:val="single" w:sz="6" w:space="1" w:color="auto"/>
+        </w:pBdr>
+        <w:shd w:val="clear" w:color="auto" w:fill="FFFFFF"/>
+        <w:spacing w:before="0" w:beforeAutospacing="0" w:after="0" w:afterAutospacing="0"/>
+        <w:rPr>
+          <w:rFonts w:ascii="Courier New" w:hAnsi="Courier New" w:cs="Courier New"/>
+        </w:rPr>
+      </w:pPr>
+      <w:r>
+        <w:rPr>
+          <w:rStyle w:val="hljs-keyword"/>
+          <w:rFonts w:ascii="Courier New" w:hAnsi="Courier New" w:cs="Courier New"/>
         </w:rPr>
         <w:t>SELECT</w:t>
       </w:r>
       <w:r>
         <w:rPr>
           <w:rFonts w:ascii="Courier New" w:hAnsi="Courier New" w:cs="Courier New"/>
-          <w:color w:val="000000"/>
-          <w:shd w:val="clear" w:color="auto" w:fill="FFFFFF"/>
-        </w:rPr>
-        <w:t> </w:t>
-      </w:r>
-      <w:r>
-        <w:rPr>
-          <w:rStyle w:val="sqlkeywordcolor"/>
-          <w:rFonts w:ascii="Courier New" w:hAnsi="Courier New" w:cs="Courier New"/>
-          <w:color w:val="0000CD"/>
-          <w:shd w:val="clear" w:color="auto" w:fill="FFFFFF"/>
+        </w:rPr>
+        <w:t xml:space="preserve"> country, </w:t>
+      </w:r>
+    </w:p>
+    <w:p>
+      <w:pPr>
+        <w:pStyle w:val="NormalWeb"/>
+        <w:pBdr>
+          <w:bottom w:val="single" w:sz="6" w:space="1" w:color="auto"/>
+        </w:pBdr>
+        <w:shd w:val="clear" w:color="auto" w:fill="FFFFFF"/>
+        <w:spacing w:before="0" w:beforeAutospacing="0" w:after="0" w:afterAutospacing="0"/>
+        <w:rPr>
+          <w:rFonts w:ascii="Courier New" w:hAnsi="Courier New" w:cs="Courier New"/>
+        </w:rPr>
+      </w:pPr>
+      <w:r>
+        <w:rPr>
+          <w:rStyle w:val="hljs-builtin"/>
+          <w:rFonts w:ascii="Courier New" w:hAnsi="Courier New" w:cs="Courier New"/>
         </w:rPr>
         <w:t>COUNT</w:t>
       </w:r>
       <w:r>
         <w:rPr>
           <w:rFonts w:ascii="Courier New" w:hAnsi="Courier New" w:cs="Courier New"/>
-          <w:color w:val="000000"/>
-          <w:shd w:val="clear" w:color="auto" w:fill="FFFFFF"/>
-        </w:rPr>
-        <w:t>(CustomerID), Country</w:t>
-      </w:r>
-      <w:r>
-        <w:rPr>
-          <w:rFonts w:ascii="Courier New" w:hAnsi="Courier New" w:cs="Courier New"/>
-          <w:color w:val="000000"/>
+        </w:rPr>
+        <w:t xml:space="preserve">(customer_id) </w:t>
+      </w:r>
+      <w:r>
+        <w:rPr>
+          <w:rStyle w:val="hljs-keyword"/>
+          <w:rFonts w:ascii="Courier New" w:hAnsi="Courier New" w:cs="Courier New"/>
+        </w:rPr>
+        <w:t>AS</w:t>
+      </w:r>
+      <w:r>
+        <w:rPr>
+          <w:rFonts w:ascii="Courier New" w:hAnsi="Courier New" w:cs="Courier New"/>
+        </w:rPr>
+        <w:t xml:space="preserve"> total_customers, </w:t>
+      </w:r>
+    </w:p>
+    <w:p>
+      <w:pPr>
+        <w:pStyle w:val="NormalWeb"/>
+        <w:pBdr>
+          <w:bottom w:val="single" w:sz="6" w:space="1" w:color="auto"/>
+        </w:pBdr>
+        <w:shd w:val="clear" w:color="auto" w:fill="FFFFFF"/>
+        <w:spacing w:before="0" w:beforeAutospacing="0" w:after="0" w:afterAutospacing="0"/>
+        <w:rPr>
+          <w:rFonts w:ascii="Courier New" w:hAnsi="Courier New" w:cs="Courier New"/>
+        </w:rPr>
+      </w:pPr>
+      <w:r>
+        <w:rPr>
+          <w:rStyle w:val="hljs-builtin"/>
+          <w:rFonts w:ascii="Courier New" w:hAnsi="Courier New" w:cs="Courier New"/>
+        </w:rPr>
+        <w:t>MAX</w:t>
+      </w:r>
+      <w:r>
+        <w:rPr>
+          <w:rFonts w:ascii="Courier New" w:hAnsi="Courier New" w:cs="Courier New"/>
+        </w:rPr>
+        <w:t xml:space="preserve">(SALARY) </w:t>
+      </w:r>
+      <w:r>
+        <w:rPr>
+          <w:rStyle w:val="hljs-keyword"/>
+          <w:rFonts w:ascii="Courier New" w:hAnsi="Courier New" w:cs="Courier New"/>
+        </w:rPr>
+        <w:t>AS</w:t>
+      </w:r>
+      <w:r>
+        <w:rPr>
+          <w:rFonts w:ascii="Courier New" w:hAnsi="Courier New" w:cs="Courier New"/>
+        </w:rPr>
+        <w:t xml:space="preserve"> max_salary, </w:t>
+      </w:r>
+    </w:p>
+    <w:p>
+      <w:pPr>
+        <w:pStyle w:val="NormalWeb"/>
+        <w:pBdr>
+          <w:bottom w:val="single" w:sz="6" w:space="1" w:color="auto"/>
+        </w:pBdr>
+        <w:shd w:val="clear" w:color="auto" w:fill="FFFFFF"/>
+        <w:spacing w:before="0" w:beforeAutospacing="0" w:after="0" w:afterAutospacing="0"/>
+        <w:rPr>
+          <w:rFonts w:ascii="Courier New" w:hAnsi="Courier New" w:cs="Courier New"/>
+        </w:rPr>
+      </w:pPr>
+      <w:r>
+        <w:rPr>
+          <w:rStyle w:val="hljs-builtin"/>
+          <w:rFonts w:ascii="Courier New" w:hAnsi="Courier New" w:cs="Courier New"/>
+        </w:rPr>
+        <w:t>MIN</w:t>
+      </w:r>
+      <w:r>
+        <w:rPr>
+          <w:rFonts w:ascii="Courier New" w:hAnsi="Courier New" w:cs="Courier New"/>
+        </w:rPr>
+        <w:t xml:space="preserve">(SALARY) </w:t>
+      </w:r>
+      <w:r>
+        <w:rPr>
+          <w:rStyle w:val="hljs-keyword"/>
+          <w:rFonts w:ascii="Courier New" w:hAnsi="Courier New" w:cs="Courier New"/>
+        </w:rPr>
+        <w:t>AS</w:t>
+      </w:r>
+      <w:r>
+        <w:rPr>
+          <w:rFonts w:ascii="Courier New" w:hAnsi="Courier New" w:cs="Courier New"/>
+        </w:rPr>
+        <w:t xml:space="preserve"> min_salary, </w:t>
+      </w:r>
+    </w:p>
+    <w:p>
+      <w:pPr>
+        <w:pStyle w:val="NormalWeb"/>
+        <w:pBdr>
+          <w:bottom w:val="single" w:sz="6" w:space="1" w:color="auto"/>
+        </w:pBdr>
+        <w:shd w:val="clear" w:color="auto" w:fill="FFFFFF"/>
+        <w:spacing w:before="0" w:beforeAutospacing="0" w:after="0" w:afterAutospacing="0"/>
+        <w:rPr>
+          <w:rFonts w:ascii="Courier New" w:hAnsi="Courier New" w:cs="Courier New"/>
+        </w:rPr>
+      </w:pPr>
+      <w:r>
+        <w:rPr>
+          <w:rStyle w:val="hljs-builtin"/>
+          <w:rFonts w:ascii="Courier New" w:hAnsi="Courier New" w:cs="Courier New"/>
+        </w:rPr>
+        <w:t>SUM</w:t>
+      </w:r>
+      <w:r>
+        <w:rPr>
+          <w:rFonts w:ascii="Courier New" w:hAnsi="Courier New" w:cs="Courier New"/>
+        </w:rPr>
+        <w:t xml:space="preserve">(SALARY) </w:t>
+      </w:r>
+      <w:r>
+        <w:rPr>
+          <w:rStyle w:val="hljs-keyword"/>
+          <w:rFonts w:ascii="Courier New" w:hAnsi="Courier New" w:cs="Courier New"/>
+        </w:rPr>
+        <w:t>AS</w:t>
+      </w:r>
+      <w:r>
+        <w:rPr>
+          <w:rFonts w:ascii="Courier New" w:hAnsi="Courier New" w:cs="Courier New"/>
+        </w:rPr>
+        <w:t xml:space="preserve"> total_salary, </w:t>
+      </w:r>
+    </w:p>
+    <w:p>
+      <w:pPr>
+        <w:pStyle w:val="NormalWeb"/>
+        <w:pBdr>
+          <w:bottom w:val="single" w:sz="6" w:space="1" w:color="auto"/>
+        </w:pBdr>
+        <w:shd w:val="clear" w:color="auto" w:fill="FFFFFF"/>
+        <w:spacing w:before="0" w:beforeAutospacing="0" w:after="0" w:afterAutospacing="0"/>
+        <w:rPr>
+          <w:rFonts w:ascii="Courier New" w:hAnsi="Courier New" w:cs="Courier New"/>
+        </w:rPr>
+      </w:pPr>
+      <w:r>
+        <w:rPr>
+          <w:rStyle w:val="hljs-builtin"/>
+          <w:rFonts w:ascii="Courier New" w:hAnsi="Courier New" w:cs="Courier New"/>
+        </w:rPr>
+        <w:lastRenderedPageBreak/>
+        <w:t>AVG</w:t>
+      </w:r>
+      <w:r>
+        <w:rPr>
+          <w:rFonts w:ascii="Courier New" w:hAnsi="Courier New" w:cs="Courier New"/>
+        </w:rPr>
+        <w:t xml:space="preserve">(SALARY) </w:t>
+      </w:r>
+      <w:r>
+        <w:rPr>
+          <w:rStyle w:val="hljs-keyword"/>
+          <w:rFonts w:ascii="Courier New" w:hAnsi="Courier New" w:cs="Courier New"/>
+        </w:rPr>
+        <w:t>AS</w:t>
+      </w:r>
+      <w:r>
+        <w:rPr>
+          <w:rFonts w:ascii="Courier New" w:hAnsi="Courier New" w:cs="Courier New"/>
+        </w:rPr>
+        <w:t xml:space="preserve"> average_salary </w:t>
+      </w:r>
+    </w:p>
+    <w:p>
+      <w:pPr>
+        <w:pStyle w:val="NormalWeb"/>
+        <w:pBdr>
+          <w:bottom w:val="single" w:sz="6" w:space="1" w:color="auto"/>
+        </w:pBdr>
+        <w:shd w:val="clear" w:color="auto" w:fill="FFFFFF"/>
+        <w:spacing w:before="0" w:beforeAutospacing="0" w:after="0" w:afterAutospacing="0"/>
+        <w:rPr>
+          <w:rFonts w:ascii="Courier New" w:hAnsi="Courier New" w:cs="Courier New"/>
+        </w:rPr>
+      </w:pPr>
+      <w:r>
+        <w:rPr>
+          <w:rStyle w:val="hljs-keyword"/>
+          <w:rFonts w:ascii="Courier New" w:hAnsi="Courier New" w:cs="Courier New"/>
+        </w:rPr>
+        <w:t>FROM</w:t>
+      </w:r>
+      <w:r>
+        <w:rPr>
+          <w:rFonts w:ascii="Courier New" w:hAnsi="Courier New" w:cs="Courier New"/>
+        </w:rPr>
+        <w:t xml:space="preserve"> customers </w:t>
+      </w:r>
+    </w:p>
+    <w:p>
+      <w:pPr>
+        <w:pStyle w:val="NormalWeb"/>
+        <w:pBdr>
+          <w:bottom w:val="single" w:sz="6" w:space="1" w:color="auto"/>
+        </w:pBdr>
+        <w:shd w:val="clear" w:color="auto" w:fill="FFFFFF"/>
+        <w:spacing w:before="0" w:beforeAutospacing="0" w:after="0" w:afterAutospacing="0"/>
+        <w:rPr>
+          <w:rFonts w:ascii="Courier New" w:hAnsi="Courier New" w:cs="Courier New"/>
+          <w:color w:val="000000"/>
+          <w:shd w:val="clear" w:color="auto" w:fill="FFFFFF"/>
+        </w:rPr>
+      </w:pPr>
+      <w:r>
+        <w:rPr>
+          <w:rStyle w:val="hljs-keyword"/>
+          <w:rFonts w:ascii="Courier New" w:hAnsi="Courier New" w:cs="Courier New"/>
+        </w:rPr>
+        <w:t>GROUP</w:t>
+      </w:r>
+      <w:r>
+        <w:rPr>
+          <w:rFonts w:ascii="Courier New" w:hAnsi="Courier New" w:cs="Courier New"/>
         </w:rPr>
         <w:t xml:space="preserve"> </w:t>
       </w:r>
       <w:r>
         <w:rPr>
-          <w:rStyle w:val="sqlkeywordcolor"/>
-          <w:rFonts w:ascii="Courier New" w:hAnsi="Courier New" w:cs="Courier New"/>
-          <w:color w:val="0000CD"/>
-          <w:shd w:val="clear" w:color="auto" w:fill="FFFFFF"/>
-        </w:rPr>
-        <w:t>FROM</w:t>
-      </w:r>
-      <w:r>
-        <w:rPr>
-          <w:rFonts w:ascii="Courier New" w:hAnsi="Courier New" w:cs="Courier New"/>
-          <w:color w:val="000000"/>
-          <w:shd w:val="clear" w:color="auto" w:fill="FFFFFF"/>
-        </w:rPr>
-        <w:t> Customers</w:t>
-      </w:r>
-      <w:r>
-        <w:rPr>
-          <w:rFonts w:ascii="Courier New" w:hAnsi="Courier New" w:cs="Courier New"/>
-          <w:color w:val="000000"/>
-          <w:shd w:val="clear" w:color="auto" w:fill="FFFFFF"/>
-        </w:rPr>
-        <w:br/>
-      </w:r>
-      <w:r>
-        <w:rPr>
-          <w:rStyle w:val="sqlkeywordcolor"/>
-          <w:rFonts w:ascii="Courier New" w:hAnsi="Courier New" w:cs="Courier New"/>
-          <w:color w:val="0000CD"/>
-          <w:shd w:val="clear" w:color="auto" w:fill="FFFFFF"/>
-        </w:rPr>
-        <w:t>GROUP</w:t>
-      </w:r>
-      <w:r>
-        <w:rPr>
-          <w:rFonts w:ascii="Courier New" w:hAnsi="Courier New" w:cs="Courier New"/>
-          <w:color w:val="000000"/>
-          <w:shd w:val="clear" w:color="auto" w:fill="FFFFFF"/>
-        </w:rPr>
-        <w:t> </w:t>
-      </w:r>
-      <w:r>
-        <w:rPr>
-          <w:rStyle w:val="sqlkeywordcolor"/>
-          <w:rFonts w:ascii="Courier New" w:hAnsi="Courier New" w:cs="Courier New"/>
-          <w:color w:val="0000CD"/>
-          <w:shd w:val="clear" w:color="auto" w:fill="FFFFFF"/>
+          <w:rStyle w:val="hljs-keyword"/>
+          <w:rFonts w:ascii="Courier New" w:hAnsi="Courier New" w:cs="Courier New"/>
         </w:rPr>
         <w:t>BY</w:t>
       </w:r>
       <w:r>
         <w:rPr>
           <w:rFonts w:ascii="Courier New" w:hAnsi="Courier New" w:cs="Courier New"/>
-          <w:color w:val="000000"/>
-          <w:shd w:val="clear" w:color="auto" w:fill="FFFFFF"/>
-        </w:rPr>
-        <w:t> Country;</w:t>
-      </w:r>
-    </w:p>
-    <w:p>
-      <w:pPr>
-        <w:pBdr>
-          <w:bottom w:val="double" w:sz="6" w:space="1" w:color="auto"/>
-        </w:pBdr>
+        </w:rPr>
+        <w:t xml:space="preserve"> country;</w:t>
+      </w:r>
+    </w:p>
+    <w:p>
+      <w:pPr>
         <w:spacing w:after="0"/>
-        <w:rPr>
-          <w:rFonts w:ascii="Courier New" w:hAnsi="Courier New" w:cs="Courier New"/>
-          <w:b/>
-          <w:color w:val="000000"/>
-          <w:sz w:val="24"/>
-          <w:szCs w:val="24"/>
-          <w:shd w:val="clear" w:color="auto" w:fill="FFFFFF"/>
-        </w:rPr>
-      </w:pPr>
-    </w:p>
-    <w:p>
-      <w:pPr>
         <w:rPr>
           <w:rFonts w:ascii="Courier New" w:hAnsi="Courier New" w:cs="Courier New"/>
         </w:rPr>
@@ -3320,6 +3788,11 @@
       <w:szCs w:val="27"/>
     </w:rPr>
   </w:style>
+  <w:style w:type="character" w:customStyle="1" w:styleId="hljs-builtin">
+    <w:name w:val="hljs-built_in"/>
+    <w:basedOn w:val="DefaultParagraphFont"/>
+    <w:rsid w:val="00CB0A5E"/>
+  </w:style>
 </w:styles>
 </file>
 
